--- a/docs/town_meeting_manager_plan.docx
+++ b/docs/town_meeting_manager_plan.docx
@@ -6610,7 +6610,7 @@
           <w:sz w:val="20"/>
           <w:szCs w:val="20"/>
         </w:rPr>
-        <w:t xml:space="preserve">Push notifications: resident mobile app (later)</w:t>
+        <w:t>Push notifications: Web Push for installed PWA (Phase 1); native push for React Native app (Phase 2)</w:t>
       </w:r>
     </w:p>
     <w:p>
@@ -10283,6 +10283,11 @@
           <w:szCs w:val="24"/>
         </w:rPr>
         <w:t xml:space="preserve">Supabase Realtime for Live Meeting Manager</w:t>
+      </w:r>
+    </w:p>
+    <w:p>
+      <w:r>
+        <w:t>TanStack Query for Client Data Management: All server state in the web application is managed by TanStack Query v5. Components query Supabase data through typed useQuery hooks, mutations use useMutation with automatic cache invalidation, and optimistic updates give instant UI feedback. TanStack Query provides caching, background refetching, loading/error states, and request deduplication — no local database or sync layer required.</w:t>
       </w:r>
     </w:p>
     <w:p>
